--- a/Manuals/07_Korean/07_Set_Ecosystem_Tutorial.docx
+++ b/Manuals/07_Korean/07_Set_Ecosystem_Tutorial.docx
@@ -897,7 +897,7 @@
         <w:pStyle w:val="ListBullet"/>
       </w:pPr>
       <w:r>
-        <w:t>01–05 baseline에서 BUY/SELL을 분리해 시작합니다.</w:t>
+        <w:t>클래스와 종목으로 탐색합니다. 각 종목에는 11개 시스템 유형(01_SLTP~11_SIGNAL_ONLY)이 있고, 방향별 set 하나(BUY/SELL, 통합 그리드는 BOTH), 진입은 두 변형 — MULTI는 단일 축에서 지표 0–10을 경쟁시키고 ICHIMOKU는 전용 파일입니다.</w:t>
       </w:r>
     </w:p>
     <w:p>
@@ -905,7 +905,7 @@
         <w:pStyle w:val="ListBullet"/>
       </w:pPr>
       <w:r>
-        <w:t>06은 단일 축 연구입니다.</w:t>
+        <w:t>1단계는 영역 탐색입니다. set을 그대로 유전 최적화에 돌립니다 — 진입 그룹 전체(지표, 방식, 타임프레임, applied price, 기간), 시스템의 청산, 필터 스위치를 한 번에 모두 엽니다.</w:t>
       </w:r>
     </w:p>
     <w:p>
@@ -913,7 +913,7 @@
         <w:pStyle w:val="ListBullet"/>
       </w:pPr>
       <w:r>
-        <w:t>07 진입, 08 필터, 09 위험, 10 청산 순서입니다.</w:t>
+        <w:t>다음 라운드부터는 이전 단계에서 결정된 ‘문자형’ 입력(enum·bool)을 Y→N으로 잠그고 숫자형만 열어 둡니다. 필터 미세 조정은 스위치가 켜진 채 살아남은 경우에만 들어갑니다.</w:t>
       </w:r>
     </w:p>
     <w:p>
@@ -921,7 +921,7 @@
         <w:pStyle w:val="ListBullet"/>
       </w:pPr>
       <w:r>
-        <w:t>IS, OOS, forward demo를 시간순 실행합니다.</w:t>
+        <w:t>ATR 진입 필터(EntradaATR)는 그리드 시스템에만 존재하며, 그 외에서는 설계상 꺼져 있습니다.</w:t>
       </w:r>
     </w:p>
     <w:p>
@@ -929,7 +929,7 @@
         <w:pStyle w:val="ListBullet"/>
       </w:pPr>
       <w:r>
-        <w:t>Status, RelativePath, SHA256을 확인합니다.</w:t>
+        <w:t>승자는 실제 틱으로 검증합니다. OHLC 대비 괴리와 표본 외 보존율이 결정하며, 표본 내 수익이 아닙니다.</w:t>
       </w:r>
     </w:p>
     <w:p>
@@ -937,7 +937,7 @@
         <w:pStyle w:val="ListBullet"/>
       </w:pPr>
       <w:r>
-        <w:t>명시적 USE만 정의된 환경의 사용 후보입니다.</w:t>
+        <w:t>실제 틱 이후 포지션 사이징을 Percentage로 바꿔 다시 실행하고, 이것도 통과할 때만 승격합니다 — set이 운용될 모드도 바로 이것입니다.</w:t>
       </w:r>
     </w:p>
     <w:p>
